--- a/เอกสารสอบหัวข้อและเค้าโครงปริญญานิพนธ์/4. เอกสารเสนอหัวข้อและเค้าโครงปริญญานิพนธ์/CPE-PP4_เอกสารเสนอหัวข้อ_template.docx
+++ b/เอกสารสอบหัวข้อและเค้าโครงปริญญานิพนธ์/4. เอกสารเสนอหัวข้อและเค้าโครงปริญญานิพนธ์/CPE-PP4_เอกสารเสนอหัวข้อ_template.docx
@@ -100,8 +100,8 @@
         <w:tblLook w:val="0600" w:firstRow="0" w:lastRow="0" w:firstColumn="0" w:lastColumn="0" w:noHBand="1" w:noVBand="1"/>
       </w:tblPr>
       <w:tblGrid>
-        <w:gridCol w:w="1530"/>
-        <w:gridCol w:w="7212"/>
+        <w:gridCol w:w="1525"/>
+        <w:gridCol w:w="7217"/>
       </w:tblGrid>
       <w:tr>
         <w:trPr>
@@ -129,7 +129,14 @@
             </w:tcBorders>
             <w:vAlign w:val="bottom"/>
           </w:tcPr>
-          <w:p/>
+          <w:p>
+            <w:r>
+              <w:rPr>
+                <w:cs/>
+              </w:rPr>
+              <w:t>ระบบตรวจจับการล้มอัจฉริยะด้วยปัญญาประดิษฐ์จากคลื่นไวไฟ</w:t>
+            </w:r>
+          </w:p>
         </w:tc>
       </w:tr>
       <w:tr>
@@ -182,7 +189,11 @@
             </w:tcBorders>
             <w:vAlign w:val="bottom"/>
           </w:tcPr>
-          <w:p/>
+          <w:p>
+            <w:r>
+              <w:t>AI-Powered Fall Detection System using WiFi Sensing</w:t>
+            </w:r>
+          </w:p>
         </w:tc>
       </w:tr>
       <w:tr>
@@ -22240,7 +22251,7 @@
         </w:rPr>
         <w:lastRenderedPageBreak/>
         <w:drawing>
-          <wp:inline distT="0" distB="0" distL="0" distR="0" wp14:anchorId="6235B456" wp14:editId="20BC9E61">
+          <wp:inline distT="0" distB="0" distL="0" distR="0" wp14:anchorId="6235B456" wp14:editId="0AA0D5A3">
             <wp:extent cx="1678732" cy="2818800"/>
             <wp:effectExtent l="0" t="0" r="0" b="635"/>
             <wp:docPr id="2119335051" name="Picture 8"/>
@@ -27339,10 +27350,10 @@
                   <v:path o:extrusionok="f" gradientshapeok="t" o:connecttype="rect"/>
                   <o:lock v:ext="edit" aspectratio="t"/>
                 </v:shapetype>
-                <v:shape id="_x0000_i1025" type="#_x0000_t75" style="width:178.8pt;height:33.6pt" o:ole="">
+                <v:shape id="_x0000_i1025" type="#_x0000_t75" style="width:178.9pt;height:33.75pt" o:ole="">
                   <v:imagedata r:id="rId34" o:title=""/>
                 </v:shape>
-                <o:OLEObject Type="Embed" ProgID="Equation.3" ShapeID="_x0000_i1025" DrawAspect="Content" ObjectID="_1850820089" r:id="rId35"/>
+                <o:OLEObject Type="Embed" ProgID="Equation.3" ShapeID="_x0000_i1025" DrawAspect="Content" ObjectID="_1850905530" r:id="rId35"/>
               </w:object>
             </w:r>
           </w:p>
@@ -31930,6 +31941,7 @@
       <w:pPr>
         <w:jc w:val="center"/>
         <w:rPr>
+          <w:rFonts w:hint="cs"/>
           <w:b/>
           <w:bCs/>
         </w:rPr>
@@ -31938,178 +31950,86 @@
     <w:p>
       <w:pPr>
         <w:jc w:val="center"/>
-      </w:pPr>
-      <w:r>
-        <w:rPr>
+        <w:rPr>
+          <w:b/>
+          <w:bCs/>
+        </w:rPr>
+      </w:pPr>
+    </w:p>
+    <w:p>
+      <w:pPr>
+        <w:jc w:val="center"/>
+        <w:rPr>
+          <w:b/>
+          <w:bCs/>
+        </w:rPr>
+      </w:pPr>
+    </w:p>
+    <w:p>
+      <w:pPr>
+        <w:jc w:val="center"/>
+      </w:pPr>
+      <w:r>
+        <w:rPr>
+          <w:rFonts w:hint="cs"/>
           <w:noProof/>
+          <w:cs/>
         </w:rPr>
         <w:lastRenderedPageBreak/>
-        <mc:AlternateContent>
-          <mc:Choice Requires="wps">
-            <w:drawing>
-              <wp:inline distT="0" distB="0" distL="0" distR="0" wp14:anchorId="51446B68" wp14:editId="48D963D3">
-                <wp:extent cx="1371600" cy="1828800"/>
-                <wp:effectExtent l="0" t="0" r="19050" b="19050"/>
-                <wp:docPr id="411994529" name="Rectangle 525"/>
-                <wp:cNvGraphicFramePr>
-                  <a:graphicFrameLocks xmlns:a="http://schemas.openxmlformats.org/drawingml/2006/main"/>
-                </wp:cNvGraphicFramePr>
-                <a:graphic xmlns:a="http://schemas.openxmlformats.org/drawingml/2006/main">
-                  <a:graphicData uri="http://schemas.microsoft.com/office/word/2010/wordprocessingShape">
-                    <wps:wsp>
-                      <wps:cNvSpPr>
-                        <a:spLocks noChangeArrowheads="1"/>
-                      </wps:cNvSpPr>
-                      <wps:spPr bwMode="auto">
-                        <a:xfrm>
-                          <a:off x="0" y="0"/>
-                          <a:ext cx="1371600" cy="1828800"/>
-                        </a:xfrm>
-                        <a:prstGeom prst="rect">
-                          <a:avLst/>
-                        </a:prstGeom>
-                        <a:solidFill>
-                          <a:srgbClr val="FFFFFF"/>
-                        </a:solidFill>
-                        <a:ln w="9525">
-                          <a:solidFill>
-                            <a:srgbClr val="000000"/>
-                          </a:solidFill>
-                          <a:miter lim="800000"/>
-                          <a:headEnd/>
-                          <a:tailEnd/>
-                        </a:ln>
-                      </wps:spPr>
-                      <wps:txbx>
-                        <w:txbxContent>
-                          <w:p>
-                            <w:pPr>
-                              <w:jc w:val="center"/>
-                            </w:pPr>
-                          </w:p>
-                          <w:p>
-                            <w:pPr>
-                              <w:jc w:val="center"/>
-                            </w:pPr>
-                            <w:r>
-                              <w:rPr>
-                                <w:cs/>
-                              </w:rPr>
-                              <w:t>รูปภาพ</w:t>
-                            </w:r>
-                          </w:p>
-                          <w:p>
-                            <w:pPr>
-                              <w:jc w:val="center"/>
-                            </w:pPr>
-                            <w:r>
-                              <w:rPr>
-                                <w:cs/>
-                              </w:rPr>
-                              <w:t xml:space="preserve">ในชุดนักศึกษา  </w:t>
-                            </w:r>
-                          </w:p>
-                          <w:p>
-                            <w:pPr>
-                              <w:jc w:val="center"/>
-                              <w:rPr>
-                                <w:cs/>
-                              </w:rPr>
-                            </w:pPr>
-                            <w:r>
-                              <w:rPr>
-                                <w:cs/>
-                              </w:rPr>
-                              <w:t xml:space="preserve">ขนาด 1.5 </w:t>
-                            </w:r>
-                            <w:r>
-                              <w:t>x</w:t>
-                            </w:r>
-                            <w:r>
-                              <w:rPr>
-                                <w:cs/>
-                              </w:rPr>
-                              <w:t xml:space="preserve"> 2 นิ้ว</w:t>
-                            </w:r>
-                          </w:p>
-                        </w:txbxContent>
-                      </wps:txbx>
-                      <wps:bodyPr rot="0" vert="horz" wrap="square" lIns="91440" tIns="45720" rIns="91440" bIns="45720" anchor="t" anchorCtr="0" upright="1">
-                        <a:noAutofit/>
-                      </wps:bodyPr>
-                    </wps:wsp>
-                  </a:graphicData>
-                </a:graphic>
-              </wp:inline>
-            </w:drawing>
-          </mc:Choice>
-          <mc:Fallback>
-            <w:pict>
-              <v:rect w14:anchorId="51446B68" id="_x0000_s1030" style="width:108pt;height:2in;visibility:visible;mso-wrap-style:square;mso-left-percent:-10001;mso-top-percent:-10001;mso-position-horizontal:absolute;mso-position-horizontal-relative:char;mso-position-vertical:absolute;mso-position-vertical-relative:line;mso-left-percent:-10001;mso-top-percent:-10001;v-text-anchor:top" o:gfxdata="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">
-                <v:textbox>
-                  <w:txbxContent>
-                    <w:p>
-                      <w:pPr>
-                        <w:jc w:val="center"/>
-                      </w:pPr>
-                    </w:p>
-                    <w:p>
-                      <w:pPr>
-                        <w:jc w:val="center"/>
-                      </w:pPr>
-                      <w:r>
-                        <w:rPr>
-                          <w:cs/>
-                        </w:rPr>
-                        <w:t>รูปภาพ</w:t>
-                      </w:r>
-                    </w:p>
-                    <w:p>
-                      <w:pPr>
-                        <w:jc w:val="center"/>
-                      </w:pPr>
-                      <w:r>
-                        <w:rPr>
-                          <w:cs/>
-                        </w:rPr>
-                        <w:t xml:space="preserve">ในชุดนักศึกษา  </w:t>
-                      </w:r>
-                    </w:p>
-                    <w:p>
-                      <w:pPr>
-                        <w:jc w:val="center"/>
-                        <w:rPr>
-                          <w:cs/>
-                        </w:rPr>
-                      </w:pPr>
-                      <w:r>
-                        <w:rPr>
-                          <w:cs/>
-                        </w:rPr>
-                        <w:t xml:space="preserve">ขนาด 1.5 </w:t>
-                      </w:r>
-                      <w:r>
-                        <w:t>x</w:t>
-                      </w:r>
-                      <w:r>
-                        <w:rPr>
-                          <w:cs/>
-                        </w:rPr>
-                        <w:t xml:space="preserve"> 2 นิ้ว</w:t>
-                      </w:r>
-                    </w:p>
-                  </w:txbxContent>
-                </v:textbox>
-                <w10:anchorlock/>
-              </v:rect>
-            </w:pict>
-          </mc:Fallback>
-        </mc:AlternateContent>
-      </w:r>
-    </w:p>
-    <w:p>
-      <w:pPr>
-        <w:rPr>
+        <w:drawing>
+          <wp:inline distT="0" distB="0" distL="0" distR="0" wp14:anchorId="0D7688C1" wp14:editId="0AC9E3AC">
+            <wp:extent cx="1371600" cy="1829406"/>
+            <wp:effectExtent l="0" t="0" r="0" b="0"/>
+            <wp:docPr id="1192102111" name="Picture 16"/>
+            <wp:cNvGraphicFramePr>
+              <a:graphicFrameLocks xmlns:a="http://schemas.openxmlformats.org/drawingml/2006/main" noChangeAspect="1"/>
+            </wp:cNvGraphicFramePr>
+            <a:graphic xmlns:a="http://schemas.openxmlformats.org/drawingml/2006/main">
+              <a:graphicData uri="http://schemas.openxmlformats.org/drawingml/2006/picture">
+                <pic:pic xmlns:pic="http://schemas.openxmlformats.org/drawingml/2006/picture">
+                  <pic:nvPicPr>
+                    <pic:cNvPr id="0" name="Picture 3"/>
+                    <pic:cNvPicPr>
+                      <a:picLocks noChangeAspect="1" noChangeArrowheads="1"/>
+                    </pic:cNvPicPr>
+                  </pic:nvPicPr>
+                  <pic:blipFill>
+                    <a:blip r:embed="rId37" cstate="print">
+                      <a:extLst>
+                        <a:ext uri="{28A0092B-C50C-407E-A947-70E740481C1C}">
+                          <a14:useLocalDpi xmlns:a14="http://schemas.microsoft.com/office/drawing/2010/main" val="0"/>
+                        </a:ext>
+                      </a:extLst>
+                    </a:blip>
+                    <a:srcRect/>
+                    <a:stretch>
+                      <a:fillRect/>
+                    </a:stretch>
+                  </pic:blipFill>
+                  <pic:spPr bwMode="auto">
+                    <a:xfrm>
+                      <a:off x="0" y="0"/>
+                      <a:ext cx="1371600" cy="1829406"/>
+                    </a:xfrm>
+                    <a:prstGeom prst="rect">
+                      <a:avLst/>
+                    </a:prstGeom>
+                    <a:noFill/>
+                    <a:ln>
+                      <a:noFill/>
+                    </a:ln>
+                  </pic:spPr>
+                </pic:pic>
+              </a:graphicData>
+            </a:graphic>
+          </wp:inline>
+        </w:drawing>
+      </w:r>
+    </w:p>
+    <w:p>
+      <w:pPr>
+        <w:rPr>
+          <w:rFonts w:hint="cs"/>
           <w:sz w:val="40"/>
           <w:szCs w:val="40"/>
         </w:rPr>
@@ -32453,7 +32373,7 @@
               <w:rPr>
                 <w:cs/>
               </w:rPr>
-              <w:t>(ตามสำเนาทะเบียนบ้าน)</w:t>
+              <w:t>33 หมู่ที่ 6 ต.หนองน้ำใส อ.วัฒนานคร จ.สระเเก้ว 27160</w:t>
             </w:r>
           </w:p>
         </w:tc>
@@ -32516,7 +32436,34 @@
               <w:rPr>
                 <w:cs/>
               </w:rPr>
-              <w:t>)  สถานที่สำเร็จการศึกษา  ปีที่สำเร็จ</w:t>
+              <w:t>)</w:t>
+            </w:r>
+            <w:r>
+              <w:rPr>
+                <w:rFonts w:hint="cs"/>
+                <w:cs/>
+              </w:rPr>
+              <w:t xml:space="preserve">  </w:t>
+            </w:r>
+            <w:r>
+              <w:rPr>
+                <w:cs/>
+              </w:rPr>
+              <w:t>โรงเรียนวัฒนานคร</w:t>
+            </w:r>
+            <w:r>
+              <w:rPr>
+                <w:rFonts w:hint="cs"/>
+                <w:cs/>
+              </w:rPr>
+              <w:t xml:space="preserve">  </w:t>
+            </w:r>
+            <w:r>
+              <w:rPr>
+                <w:rFonts w:hint="cs"/>
+                <w:cs/>
+              </w:rPr>
+              <w:t>2562</w:t>
             </w:r>
           </w:p>
           <w:p>
@@ -32524,12 +32471,59 @@
               <w:rPr>
                 <w:cs/>
               </w:rPr>
-              <w:t>ประกาศนียบัตรวิชาชีพ (ปวช.)  สถานที่สำเร็จการศึกษา  ปีที่สำเร็จ</w:t>
+              <w:t>มัธยมศึกษาตอน</w:t>
+            </w:r>
+            <w:r>
+              <w:rPr>
+                <w:rFonts w:hint="cs"/>
+                <w:cs/>
+              </w:rPr>
+              <w:t xml:space="preserve">ปลาย </w:t>
+            </w:r>
+            <w:r>
+              <w:rPr>
+                <w:cs/>
+              </w:rPr>
+              <w:t>(</w:t>
+            </w:r>
+            <w:r>
+              <w:rPr>
+                <w:rFonts w:hint="cs"/>
+                <w:cs/>
+              </w:rPr>
+              <w:t>ม.6</w:t>
+            </w:r>
+            <w:r>
+              <w:rPr>
+                <w:cs/>
+              </w:rPr>
+              <w:t>)</w:t>
+            </w:r>
+            <w:r>
+              <w:rPr>
+                <w:rFonts w:hint="cs"/>
+                <w:cs/>
+              </w:rPr>
+              <w:t xml:space="preserve">  </w:t>
+            </w:r>
+            <w:r>
+              <w:rPr>
+                <w:cs/>
+              </w:rPr>
+              <w:t>โรงเรียนวัฒนานคร</w:t>
+            </w:r>
+            <w:r>
+              <w:rPr>
+                <w:rFonts w:hint="cs"/>
+                <w:cs/>
+              </w:rPr>
+              <w:t xml:space="preserve">  2565</w:t>
             </w:r>
           </w:p>
           <w:p>
             <w:pPr>
               <w:rPr>
+                <w:rFonts w:hint="cs"/>
                 <w:cs/>
               </w:rPr>
             </w:pPr>
@@ -32537,7 +32531,34 @@
               <w:rPr>
                 <w:cs/>
               </w:rPr>
-              <w:t>ประกาศนียบัตรวิชาชีพชั้นสูง (ปวส.)  สถานที่สำเร็จการศึกษา  ปีที่สำเร็จ</w:t>
+              <w:t>ประกาศนียบัตรวิชาชีพชั้นสูง (ปวส.)</w:t>
+            </w:r>
+            <w:r>
+              <w:rPr>
+                <w:rFonts w:hint="cs"/>
+                <w:cs/>
+              </w:rPr>
+              <w:t xml:space="preserve">  </w:t>
+            </w:r>
+            <w:r>
+              <w:rPr>
+                <w:cs/>
+              </w:rPr>
+              <w:t>วิทยาลัยเทคนิคสระแก้ว</w:t>
+            </w:r>
+            <w:r>
+              <w:rPr>
+                <w:rFonts w:hint="cs"/>
+                <w:cs/>
+              </w:rPr>
+              <w:t xml:space="preserve">  </w:t>
+            </w:r>
+            <w:r>
+              <w:rPr>
+                <w:rFonts w:hint="cs"/>
+                <w:cs/>
+              </w:rPr>
+              <w:t>2567</w:t>
             </w:r>
           </w:p>
         </w:tc>
@@ -32723,7 +32744,7 @@
           </mc:Choice>
           <mc:Fallback>
             <w:pict>
-              <v:rect w14:anchorId="3234B551" id="_x0000_s1031" style="width:108pt;height:2in;visibility:visible;mso-wrap-style:square;mso-left-percent:-10001;mso-top-percent:-10001;mso-position-horizontal:absolute;mso-position-horizontal-relative:char;mso-position-vertical:absolute;mso-position-vertical-relative:line;mso-left-percent:-10001;mso-top-percent:-10001;v-text-anchor:top" o:gfxdata="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">
+              <v:rect w14:anchorId="3234B551" id="_x0000_s1030" style="width:108pt;height:2in;visibility:visible;mso-wrap-style:square;mso-left-percent:-10001;mso-top-percent:-10001;mso-position-horizontal:absolute;mso-position-horizontal-relative:char;mso-position-vertical:absolute;mso-position-vertical-relative:line;mso-left-percent:-10001;mso-top-percent:-10001;v-text-anchor:top" o:gfxdata="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">
                 <v:textbox>
                   <w:txbxContent>
                     <w:p>
@@ -33144,6 +33165,13 @@
               </w:rPr>
               <w:t>สุราษฎร์ธานี</w:t>
             </w:r>
+            <w:r>
+              <w:rPr>
+                <w:rFonts w:hint="cs"/>
+                <w:cs/>
+              </w:rPr>
+              <w:t xml:space="preserve"> 84000</w:t>
+            </w:r>
           </w:p>
         </w:tc>
       </w:tr>
@@ -33218,43 +33246,20 @@
               <w:rPr>
                 <w:cs/>
               </w:rPr>
-              <w:t>สถานที่สำเร็จการศึกษา</w:t>
+              <w:t>โรงเรียนเมืองสุราษฎร์ธานี</w:t>
             </w:r>
             <w:r>
               <w:rPr>
                 <w:rFonts w:hint="cs"/>
                 <w:cs/>
               </w:rPr>
-              <w:t xml:space="preserve"> </w:t>
-            </w:r>
-            <w:r>
-              <w:rPr>
-                <w:cs/>
-              </w:rPr>
-              <w:t>โรงเรียนเมืองสุราษฎร์ธานี</w:t>
-            </w:r>
-            <w:r>
-              <w:rPr>
-                <w:rFonts w:hint="cs"/>
-                <w:cs/>
-              </w:rPr>
-              <w:t xml:space="preserve"> </w:t>
-            </w:r>
-            <w:r>
-              <w:rPr>
-                <w:cs/>
-              </w:rPr>
-              <w:t>ปีที่สำเร็จ</w:t>
-            </w:r>
-            <w:r>
-              <w:rPr>
-                <w:rFonts w:hint="cs"/>
-                <w:cs/>
-              </w:rPr>
-              <w:t xml:space="preserve"> </w:t>
-            </w:r>
-            <w:r>
-              <w:t>2559</w:t>
+              <w:t xml:space="preserve">  </w:t>
+            </w:r>
+            <w:r>
+              <w:t>25</w:t>
+            </w:r>
+            <w:r>
+              <w:t>62</w:t>
             </w:r>
           </w:p>
           <w:p>
@@ -33280,28 +33285,17 @@
               <w:rPr>
                 <w:cs/>
               </w:rPr>
-              <w:t>สถานที่สำเร็จการศึกษา</w:t>
-            </w:r>
-            <w:r>
+              <w:t>วิทยาลัยเทคนิคสุราษฎร์ธานี</w:t>
+            </w:r>
+            <w:r>
+              <w:rPr>
+                <w:rFonts w:hint="cs"/>
+                <w:cs/>
+              </w:rPr>
               <w:t xml:space="preserve">  </w:t>
             </w:r>
             <w:r>
-              <w:rPr>
-                <w:cs/>
-              </w:rPr>
-              <w:t>วิทยาลัยเทคนิคสุราษฎร์ธานี</w:t>
-            </w:r>
-            <w:r>
-              <w:t xml:space="preserve">  </w:t>
-            </w:r>
-            <w:r>
-              <w:rPr>
-                <w:cs/>
-              </w:rPr>
-              <w:t>ปีที่สำเร็จ</w:t>
-            </w:r>
-            <w:r>
-              <w:t xml:space="preserve"> 2562</w:t>
+              <w:t>2565</w:t>
             </w:r>
           </w:p>
           <w:p>
@@ -33340,37 +33334,26 @@
               <w:rPr>
                 <w:cs/>
               </w:rPr>
-              <w:t xml:space="preserve">สถานที่สำเร็จการศึกษา  </w:t>
-            </w:r>
-            <w:r>
-              <w:rPr>
+              <w:t>วิทยาลัยเทคนิคสุราษฎร์ธานี</w:t>
+            </w:r>
+            <w:r>
+              <w:rPr>
+                <w:rFonts w:hint="cs"/>
                 <w:cs/>
               </w:rPr>
-              <w:t>วิทยาลัยเทคนิคสุราษฎร์ธานี</w:t>
-            </w:r>
-            <w:r>
               <w:t xml:space="preserve">  </w:t>
             </w:r>
             <w:r>
-              <w:rPr>
-                <w:cs/>
-              </w:rPr>
-              <w:t>ปีที่สำเร็จ</w:t>
-            </w:r>
-            <w:r>
-              <w:t xml:space="preserve"> 2565</w:t>
+              <w:t>256</w:t>
+            </w:r>
+            <w:r>
+              <w:t>7</w:t>
             </w:r>
           </w:p>
         </w:tc>
       </w:tr>
     </w:tbl>
-    <w:p>
-      <w:pPr>
-        <w:rPr>
-          <w:cs/>
-        </w:rPr>
-      </w:pPr>
-    </w:p>
+    <w:p/>
     <w:sectPr>
       <w:pgSz w:w="11906" w:h="16838" w:code="9"/>
       <w:pgMar w:top="2160" w:right="1440" w:bottom="1440" w:left="2160" w:header="1077" w:footer="720" w:gutter="0"/>
